--- a/Easy_Web_Remote_Control_Caiet_Tehnic.docx
+++ b/Easy_Web_Remote_Control_Caiet_Tehnic.docx
@@ -110,13 +110,23 @@
         <w:spacing w:before="30" w:after="60"/>
         <w:jc w:val="center"/>
       </w:pPr>
+      <w:proofErr w:type="spellStart"/>
       <w:r>
         <w:rPr>
           <w:color w:val="555555"/>
           <w:sz w:val="18"/>
           <w:szCs w:val="18"/>
         </w:rPr>
-        <w:t xml:space="preserve">Versiunea </w:t>
+        <w:t>Versiunea</w:t>
+      </w:r>
+      <w:proofErr w:type="spellEnd"/>
+      <w:r>
+        <w:rPr>
+          <w:color w:val="555555"/>
+          <w:sz w:val="18"/>
+          <w:szCs w:val="18"/>
+        </w:rPr>
+        <w:t xml:space="preserve"> </w:t>
       </w:r>
       <w:proofErr w:type="spellStart"/>
       <w:r>
@@ -4650,7 +4660,15 @@
       </w:r>
       <w:proofErr w:type="spellEnd"/>
       <w:r>
-        <w:t xml:space="preserve"> locală sau pe </w:t>
+        <w:t xml:space="preserve"> </w:t>
+      </w:r>
+      <w:proofErr w:type="spellStart"/>
+      <w:r>
+        <w:t>locală</w:t>
+      </w:r>
+      <w:proofErr w:type="spellEnd"/>
+      <w:r>
+        <w:t xml:space="preserve"> sau pe </w:t>
       </w:r>
       <w:proofErr w:type="gramStart"/>
       <w:r>
@@ -5609,7 +5627,31 @@
         <w:jc w:val="both"/>
       </w:pPr>
       <w:r>
-        <w:t xml:space="preserve">Fără o contramăsură, un atacator ar putea </w:t>
+        <w:t xml:space="preserve">Fără o contramăsură, un </w:t>
+      </w:r>
+      <w:proofErr w:type="spellStart"/>
+      <w:r>
+        <w:t>atacator</w:t>
+      </w:r>
+      <w:proofErr w:type="spellEnd"/>
+      <w:r>
+        <w:t xml:space="preserve"> </w:t>
+      </w:r>
+      <w:proofErr w:type="spellStart"/>
+      <w:r>
+        <w:t>ar</w:t>
+      </w:r>
+      <w:proofErr w:type="spellEnd"/>
+      <w:r>
+        <w:t xml:space="preserve"> </w:t>
+      </w:r>
+      <w:proofErr w:type="spellStart"/>
+      <w:r>
+        <w:t>putea</w:t>
+      </w:r>
+      <w:proofErr w:type="spellEnd"/>
+      <w:r>
+        <w:t xml:space="preserve"> </w:t>
       </w:r>
       <w:proofErr w:type="spellStart"/>
       <w:r>
@@ -7898,7 +7940,23 @@
         <w:jc w:val="both"/>
       </w:pPr>
       <w:r>
-        <w:t xml:space="preserve">Deoarece fraza de criptare este tastată în browser și nu este transmisă niciodată pe rețea, nici cheia, nici comanda în clar nu ajung vreodată pe fir. AES-GCM este un mod autentificat: orice modificare a mesajului criptat este detectată la verificarea tag-ului, </w:t>
+        <w:t xml:space="preserve">Deoarece fraza de criptare este tastată în browser și nu este transmisă niciodată pe rețea, nici cheia, nici comanda în clar nu ajung vreodată pe fir. AES-GCM este un mod autentificat: orice modificare a mesajului criptat este detectată la </w:t>
+      </w:r>
+      <w:proofErr w:type="spellStart"/>
+      <w:r>
+        <w:t>verificarea</w:t>
+      </w:r>
+      <w:proofErr w:type="spellEnd"/>
+      <w:r>
+        <w:t xml:space="preserve"> tag-</w:t>
+      </w:r>
+      <w:proofErr w:type="spellStart"/>
+      <w:r>
+        <w:t>ului</w:t>
+      </w:r>
+      <w:proofErr w:type="spellEnd"/>
+      <w:r>
+        <w:t xml:space="preserve">, </w:t>
       </w:r>
       <w:proofErr w:type="spellStart"/>
       <w:r>
@@ -8769,7 +8827,15 @@
         <w:jc w:val="both"/>
       </w:pPr>
       <w:r>
-        <w:t xml:space="preserve">Prin aceste adăugiri, biblioteca depășește statutul de proiect demonstrativ: fiecare mecanism este real, construit din primitive </w:t>
+        <w:t xml:space="preserve">Prin aceste adăugiri, biblioteca depășește statutul de proiect demonstrativ: fiecare mecanism este real, </w:t>
+      </w:r>
+      <w:proofErr w:type="spellStart"/>
+      <w:r>
+        <w:t>construit</w:t>
+      </w:r>
+      <w:proofErr w:type="spellEnd"/>
+      <w:r>
+        <w:t xml:space="preserve"> din primitive </w:t>
       </w:r>
       <w:proofErr w:type="spellStart"/>
       <w:r>
@@ -8812,6 +8878,7 @@
         <w:spacing w:after="60" w:line="260" w:lineRule="auto"/>
         <w:jc w:val="both"/>
       </w:pPr>
+      <w:proofErr w:type="spellStart"/>
       <w:r>
         <w:rPr>
           <w:color w:val="111111"/>
@@ -8822,7 +8889,14 @@
         <w:rPr>
           <w:color w:val="111111"/>
         </w:rPr>
-        <w:t xml:space="preserve">rea s-a </w:t>
+        <w:t>rea</w:t>
+      </w:r>
+      <w:proofErr w:type="spellEnd"/>
+      <w:r>
+        <w:rPr>
+          <w:color w:val="111111"/>
+        </w:rPr>
+        <w:t xml:space="preserve"> s-a </w:t>
       </w:r>
       <w:proofErr w:type="spellStart"/>
       <w:r>
@@ -8912,7 +8986,21 @@
         <w:rPr>
           <w:color w:val="111111"/>
         </w:rPr>
-        <w:t xml:space="preserve"> API), non-funcțional (latență, stabilitate, compatibilitate) și sub eroare (recovery).</w:t>
+        <w:t xml:space="preserve"> API), non-</w:t>
+      </w:r>
+      <w:proofErr w:type="spellStart"/>
+      <w:r>
+        <w:rPr>
+          <w:color w:val="111111"/>
+        </w:rPr>
+        <w:t>funcțional</w:t>
+      </w:r>
+      <w:proofErr w:type="spellEnd"/>
+      <w:r>
+        <w:rPr>
+          <w:color w:val="111111"/>
+        </w:rPr>
+        <w:t xml:space="preserve"> (latență, stabilitate, compatibilitate) și sub eroare (recovery).</w:t>
       </w:r>
     </w:p>
     <w:tbl>
@@ -12915,7 +13003,31 @@
         <w:t xml:space="preserve">Behavior engine neschimbat. </w:t>
       </w:r>
       <w:r>
-        <w:t xml:space="preserve">Logica JavaScript de taps/hold/delay/action-timer funcționează deja pe orice identificator de buton; noul sistem doar </w:t>
+        <w:t xml:space="preserve">Logica JavaScript de taps/hold/delay/action-timer funcționează deja pe orice identificator de buton; </w:t>
+      </w:r>
+      <w:proofErr w:type="spellStart"/>
+      <w:r>
+        <w:t>noul</w:t>
+      </w:r>
+      <w:proofErr w:type="spellEnd"/>
+      <w:r>
+        <w:t xml:space="preserve"> </w:t>
+      </w:r>
+      <w:proofErr w:type="spellStart"/>
+      <w:r>
+        <w:t>sistem</w:t>
+      </w:r>
+      <w:proofErr w:type="spellEnd"/>
+      <w:r>
+        <w:t xml:space="preserve"> </w:t>
+      </w:r>
+      <w:proofErr w:type="spellStart"/>
+      <w:r>
+        <w:t>doar</w:t>
+      </w:r>
+      <w:proofErr w:type="spellEnd"/>
+      <w:r>
+        <w:t xml:space="preserve"> </w:t>
       </w:r>
       <w:proofErr w:type="spellStart"/>
       <w:r>
@@ -17242,10 +17354,17 @@
           <w:b/>
           <w:bCs/>
         </w:rPr>
-        <w:t xml:space="preserve">A. Autentificare HTTP + WS token. </w:t>
-      </w:r>
-      <w:r>
-        <w:t xml:space="preserve">În prezent, oricine pe Wi-Fi are control total. Soluție: Basic Auth pe </w:t>
+        <w:t>A</w:t>
+      </w:r>
+      <w:r>
+        <w:rPr>
+          <w:b/>
+          <w:bCs/>
+        </w:rPr>
+        <w:t xml:space="preserve">. HTTPS/WSS opțional. </w:t>
+      </w:r>
+      <w:r>
+        <w:t xml:space="preserve">TLS necesită 30–50 KB SRAM. Soluție: macro </w:t>
       </w:r>
       <w:r>
         <w:rPr>
@@ -17253,10 +17372,33 @@
           <w:sz w:val="18"/>
           <w:szCs w:val="18"/>
         </w:rPr>
-        <w:t>GET /</w:t>
-      </w:r>
-      <w:r>
-        <w:t xml:space="preserve"> (</w:t>
+        <w:t>#define EWRC_TLS_ENABLED</w:t>
+      </w:r>
+      <w:r>
+        <w:t xml:space="preserve"> activat doar pe ESP32 cu PSRAM (WROVER, CAM); pe plăci standard rămâne dezactivat. Efort ~150 linii + script generare certificat auto-signed.</w:t>
+      </w:r>
+    </w:p>
+    <w:p>
+      <w:pPr>
+        <w:spacing w:after="60" w:line="260" w:lineRule="auto"/>
+        <w:jc w:val="both"/>
+      </w:pPr>
+      <w:r>
+        <w:rPr>
+          <w:b/>
+          <w:bCs/>
+        </w:rPr>
+        <w:t>B</w:t>
+      </w:r>
+      <w:r>
+        <w:rPr>
+          <w:b/>
+          <w:bCs/>
+        </w:rPr>
+        <w:t xml:space="preserve">. OTA Firmware Update. </w:t>
+      </w:r>
+      <w:r>
+        <w:t xml:space="preserve">Pentru update fără cablu USB pe plăci montate permanent. Integrare ArduinoOTA prin </w:t>
       </w:r>
       <w:r>
         <w:rPr>
@@ -17264,10 +17406,10 @@
           <w:sz w:val="18"/>
           <w:szCs w:val="18"/>
         </w:rPr>
-        <w:t>setAuthCredentials(user, password)</w:t>
-      </w:r>
-      <w:r>
-        <w:t>) + token la WS handshake; token invalid închide conexiunea. Efort ~50 linii.</w:t>
+        <w:t>enableOTA(password)</w:t>
+      </w:r>
+      <w:r>
+        <w:t xml:space="preserve"> + roll-back la firmware vechi dacă noul nu pornește. Efort ~80 linii.</w:t>
       </w:r>
     </w:p>
     <w:p>
@@ -17280,10 +17422,40 @@
           <w:b/>
           <w:bCs/>
         </w:rPr>
-        <w:t xml:space="preserve">B. HTTPS/WSS opțional. </w:t>
-      </w:r>
-      <w:r>
-        <w:t xml:space="preserve">TLS necesită 30–50 KB SRAM. Soluție: macro </w:t>
+        <w:t>C</w:t>
+      </w:r>
+      <w:r>
+        <w:rPr>
+          <w:b/>
+          <w:bCs/>
+        </w:rPr>
+        <w:t xml:space="preserve">. Publicare Arduino Library Manager + PlatformIO (La momentul current, librăria a fost publicată cu succes pe site-ul și Library Manager-ul oficial Arduino). </w:t>
+      </w:r>
+      <w:r>
+        <w:t>Submit pull request pe arduino/library-registry + scriere library.json. 1–2 zile, administrativ.</w:t>
+      </w:r>
+    </w:p>
+    <w:p>
+      <w:pPr>
+        <w:spacing w:after="60" w:line="260" w:lineRule="auto"/>
+        <w:jc w:val="both"/>
+      </w:pPr>
+      <w:r>
+        <w:rPr>
+          <w:b/>
+          <w:bCs/>
+        </w:rPr>
+        <w:t>D</w:t>
+      </w:r>
+      <w:r>
+        <w:rPr>
+          <w:b/>
+          <w:bCs/>
+        </w:rPr>
+        <w:t xml:space="preserve">. Suport ESP8266. </w:t>
+      </w:r>
+      <w:r>
+        <w:t xml:space="preserve">Macro-uri </w:t>
       </w:r>
       <w:r>
         <w:rPr>
@@ -17291,10 +17463,10 @@
           <w:sz w:val="18"/>
           <w:szCs w:val="18"/>
         </w:rPr>
-        <w:t>#define EWRC_TLS_ENABLED</w:t>
-      </w:r>
-      <w:r>
-        <w:t xml:space="preserve"> activat doar pe ESP32 cu PSRAM (WROVER, CAM); pe plăci standard rămâne dezactivat. Efort ~150 linii + script generare certificat auto-signed.</w:t>
+        <w:t>#ifdef ESP8266</w:t>
+      </w:r>
+      <w:r>
+        <w:t xml:space="preserve"> pentru API incompatibile (DAC absent, watchdog diferit, Dual nesuportat — beginDual returnează eroare). Compromis: multe funcționalități disponibile, nu toate.</w:t>
       </w:r>
     </w:p>
     <w:p>
@@ -17307,21 +17479,33 @@
           <w:b/>
           <w:bCs/>
         </w:rPr>
-        <w:t xml:space="preserve">C. OTA Firmware Update. </w:t>
-      </w:r>
-      <w:r>
-        <w:t xml:space="preserve">Pentru update fără cablu USB pe plăci montate permanent. Integrare ArduinoOTA prin </w:t>
-      </w:r>
-      <w:r>
-        <w:rPr>
-          <w:rFonts w:ascii="Consolas" w:eastAsia="Consolas" w:hAnsi="Consolas" w:cs="Consolas"/>
-          <w:sz w:val="18"/>
-          <w:szCs w:val="18"/>
-        </w:rPr>
-        <w:t>enableOTA(password)</w:t>
-      </w:r>
-      <w:r>
-        <w:t xml:space="preserve"> + roll-back la firmware vechi dacă noul nu pornește. Efort ~80 linii.</w:t>
+        <w:t>E</w:t>
+      </w:r>
+      <w:r>
+        <w:rPr>
+          <w:b/>
+          <w:bCs/>
+        </w:rPr>
+        <w:t xml:space="preserve">. </w:t>
+      </w:r>
+      <w:proofErr w:type="gramStart"/>
+      <w:r>
+        <w:rPr>
+          <w:b/>
+          <w:bCs/>
+        </w:rPr>
+        <w:t>Multi-device</w:t>
+      </w:r>
+      <w:proofErr w:type="gramEnd"/>
+      <w:r>
+        <w:rPr>
+          <w:b/>
+          <w:bCs/>
+        </w:rPr>
+        <w:t xml:space="preserve"> hub. </w:t>
+      </w:r>
+      <w:r>
+        <w:t>Mai multe ESP32 controlate dintr-o pagină master. Necesită schimbare arhitecturală mare (1 pagină ↔ N servere proxy) — probabil v4.x cu breaking change.</w:t>
       </w:r>
     </w:p>
     <w:p>
@@ -17334,66 +17518,14 @@
           <w:b/>
           <w:bCs/>
         </w:rPr>
-        <w:t xml:space="preserve">D. Publicare Arduino Library Manager + PlatformIO (La momentul current, librăria a fost publicată cu succes pe site-ul și Library Manager-ul oficial Arduino). </w:t>
-      </w:r>
-      <w:r>
-        <w:t>Submit pull request pe arduino/library-registry + scriere library.json. 1–2 zile, administrativ.</w:t>
-      </w:r>
-    </w:p>
-    <w:p>
-      <w:pPr>
-        <w:spacing w:after="60" w:line="260" w:lineRule="auto"/>
-        <w:jc w:val="both"/>
-      </w:pPr>
+        <w:t>F</w:t>
+      </w:r>
       <w:r>
         <w:rPr>
           <w:b/>
           <w:bCs/>
         </w:rPr>
-        <w:t xml:space="preserve">E. Suport ESP8266. </w:t>
-      </w:r>
-      <w:r>
-        <w:t xml:space="preserve">Macro-uri </w:t>
-      </w:r>
-      <w:r>
-        <w:rPr>
-          <w:rFonts w:ascii="Consolas" w:eastAsia="Consolas" w:hAnsi="Consolas" w:cs="Consolas"/>
-          <w:sz w:val="18"/>
-          <w:szCs w:val="18"/>
-        </w:rPr>
-        <w:t>#ifdef ESP8266</w:t>
-      </w:r>
-      <w:r>
-        <w:t xml:space="preserve"> pentru API incompatibile (DAC absent, watchdog diferit, Dual nesuportat — beginDual returnează eroare). Compromis: multe funcționalități disponibile, nu toate.</w:t>
-      </w:r>
-    </w:p>
-    <w:p>
-      <w:pPr>
-        <w:spacing w:after="60" w:line="260" w:lineRule="auto"/>
-        <w:jc w:val="both"/>
-      </w:pPr>
-      <w:r>
-        <w:rPr>
-          <w:b/>
-          <w:bCs/>
-        </w:rPr>
-        <w:t xml:space="preserve">F. Multi-device hub. </w:t>
-      </w:r>
-      <w:r>
-        <w:t>Mai multe ESP32 controlate dintr-o pagină master. Necesită schimbare arhitecturală mare (1 pagină ↔ N servere proxy) — probabil v4.x cu breaking change.</w:t>
-      </w:r>
-    </w:p>
-    <w:p>
-      <w:pPr>
-        <w:spacing w:after="60" w:line="260" w:lineRule="auto"/>
-        <w:jc w:val="both"/>
-      </w:pPr>
-      <w:r>
-        <w:rPr>
-          <w:b/>
-          <w:bCs/>
-        </w:rPr>
-        <w:t xml:space="preserve">G. Tutoriale video + exemple suplimentare. </w:t>
+        <w:t xml:space="preserve">. Tutoriale video + exemple suplimentare. </w:t>
       </w:r>
       <w:r>
         <w:t>RC car "control prin browser în 10 minute", ESP32-CAM "vezi prin camera ta peste Wi-Fi", demo multi-client. YouTube cu link-uri din README.</w:t>
@@ -17543,12 +17675,27 @@
       <w:pPr>
         <w:pStyle w:val="Heading3"/>
       </w:pPr>
-      <w:r>
-        <w:t>Limitări recunoscute onest</w:t>
-      </w:r>
-      <w:r>
-        <w:t>dx</w:t>
-      </w:r>
+      <w:proofErr w:type="spellStart"/>
+      <w:r>
+        <w:t>Limitări</w:t>
+      </w:r>
+      <w:proofErr w:type="spellEnd"/>
+      <w:r>
+        <w:t xml:space="preserve"> </w:t>
+      </w:r>
+      <w:proofErr w:type="spellStart"/>
+      <w:r>
+        <w:t>recunoscute</w:t>
+      </w:r>
+      <w:proofErr w:type="spellEnd"/>
+      <w:r>
+        <w:t xml:space="preserve"> </w:t>
+      </w:r>
+      <w:proofErr w:type="spellStart"/>
+      <w:r>
+        <w:t>onest</w:t>
+      </w:r>
+      <w:proofErr w:type="spellEnd"/>
     </w:p>
     <w:p>
       <w:pPr>
@@ -17559,8 +17706,29 @@
         </w:numPr>
         <w:spacing w:after="40" w:line="260" w:lineRule="auto"/>
       </w:pPr>
-      <w:r>
-        <w:t>Lipsa autentificării la nivel aplicație — adresată în roadmap (punctul A, ~50 linii cod, fără breaking change).</w:t>
+      <w:proofErr w:type="spellStart"/>
+      <w:r>
+        <w:t>Compatibilitate</w:t>
+      </w:r>
+      <w:proofErr w:type="spellEnd"/>
+      <w:r>
+        <w:t xml:space="preserve"> </w:t>
+      </w:r>
+      <w:proofErr w:type="spellStart"/>
+      <w:r>
+        <w:t>explicită</w:t>
+      </w:r>
+      <w:proofErr w:type="spellEnd"/>
+      <w:r>
+        <w:t xml:space="preserve"> </w:t>
+      </w:r>
+      <w:proofErr w:type="spellStart"/>
+      <w:r>
+        <w:t>doar</w:t>
+      </w:r>
+      <w:proofErr w:type="spellEnd"/>
+      <w:r>
+        <w:t xml:space="preserve"> cu ESP32, nu ESP8266 — adresată în roadmap (E), parțial.</w:t>
       </w:r>
     </w:p>
     <w:p>
@@ -17573,32 +17741,6 @@
         <w:spacing w:after="40" w:line="260" w:lineRule="auto"/>
       </w:pPr>
       <w:r>
-        <w:t>Lipsa HTTPS/WSS pe plăci fără PSRAM — adresată în roadmap (B), limitată de constrângerile hardware ale ESP32 standard.</w:t>
-      </w:r>
-    </w:p>
-    <w:p>
-      <w:pPr>
-        <w:pStyle w:val="ListParagraph"/>
-        <w:numPr>
-          <w:ilvl w:val="0"/>
-          <w:numId w:val="2"/>
-        </w:numPr>
-        <w:spacing w:after="40" w:line="260" w:lineRule="auto"/>
-      </w:pPr>
-      <w:r>
-        <w:t>Compatibilitate explicită doar cu ESP32, nu ESP8266 — adresată în roadmap (E), parțial.</w:t>
-      </w:r>
-    </w:p>
-    <w:p>
-      <w:pPr>
-        <w:pStyle w:val="ListParagraph"/>
-        <w:numPr>
-          <w:ilvl w:val="0"/>
-          <w:numId w:val="2"/>
-        </w:numPr>
-        <w:spacing w:after="40" w:line="260" w:lineRule="auto"/>
-      </w:pPr>
-      <w:r>
         <w:t>Validat pe un singur proiect demonstrativ; lipsește feedback-ul de la utilizatori externi — se va schimba odată cu publicarea în Library Manager.</w:t>
       </w:r>
     </w:p>
@@ -17619,19 +17761,342 @@
         <w:rPr>
           <w:color w:val="111111"/>
         </w:rPr>
-        <w:t>Prioritatea imediată este implementarea autentificării (punctul A din roadmap, fără breaking change față de API-ul curent — utilizatorii existenți nu trebuie să modifice nimic dacă nu activează auth-ul). În paralel, publicarea în Arduino Library Manager (punctul D, mai mult administrativ) care permite distribuția mainstream a fost deja realizată cu succes.</w:t>
-      </w:r>
-    </w:p>
-    <w:p>
-      <w:pPr>
-        <w:spacing w:after="60" w:line="260" w:lineRule="auto"/>
-        <w:jc w:val="both"/>
-      </w:pPr>
-      <w:r>
-        <w:rPr>
-          <w:color w:val="111111"/>
-        </w:rPr>
-        <w:t>După acești doi pași, biblioteca trece din statutul de "proiect personal" în acela de "resursă disponibilă comunității" — cu toate consecințele pozitive (feedback, contribuții externe, bug reports din scenarii de utilizare diverse) și obligatorii (menținerea backward compatibility, răspuns la issue-uri) pe care le aduce această tranziție. În forma actuală, Easy Web Remote Control este o bibliotecă funcțională, documentată, testată și utilizabilă în producție pentru cazurile sale de utilizare țintă. Direcțiile de extindere sunt concrete și prioritizate. Codul este public, sub licență permisivă MIT, accesibil oricui.</w:t>
+        <w:t>Dup</w:t>
+      </w:r>
+      <w:r>
+        <w:rPr>
+          <w:color w:val="111111"/>
+          <w:lang w:val="ro-RO"/>
+        </w:rPr>
+        <w:t>ă aceste modificări</w:t>
+      </w:r>
+      <w:r>
+        <w:rPr>
+          <w:color w:val="111111"/>
+        </w:rPr>
+        <w:t xml:space="preserve">, </w:t>
+      </w:r>
+      <w:proofErr w:type="spellStart"/>
+      <w:r>
+        <w:rPr>
+          <w:color w:val="111111"/>
+        </w:rPr>
+        <w:t>biblioteca</w:t>
+      </w:r>
+      <w:proofErr w:type="spellEnd"/>
+      <w:r>
+        <w:rPr>
+          <w:color w:val="111111"/>
+        </w:rPr>
+        <w:t xml:space="preserve"> </w:t>
+      </w:r>
+      <w:proofErr w:type="spellStart"/>
+      <w:r>
+        <w:rPr>
+          <w:color w:val="111111"/>
+        </w:rPr>
+        <w:t>trece</w:t>
+      </w:r>
+      <w:proofErr w:type="spellEnd"/>
+      <w:r>
+        <w:rPr>
+          <w:color w:val="111111"/>
+        </w:rPr>
+        <w:t xml:space="preserve"> din </w:t>
+      </w:r>
+      <w:proofErr w:type="spellStart"/>
+      <w:r>
+        <w:rPr>
+          <w:color w:val="111111"/>
+        </w:rPr>
+        <w:t>statutul</w:t>
+      </w:r>
+      <w:proofErr w:type="spellEnd"/>
+      <w:r>
+        <w:rPr>
+          <w:color w:val="111111"/>
+        </w:rPr>
+        <w:t xml:space="preserve"> de "</w:t>
+      </w:r>
+      <w:proofErr w:type="spellStart"/>
+      <w:r>
+        <w:rPr>
+          <w:color w:val="111111"/>
+        </w:rPr>
+        <w:t>proiect</w:t>
+      </w:r>
+      <w:proofErr w:type="spellEnd"/>
+      <w:r>
+        <w:rPr>
+          <w:color w:val="111111"/>
+        </w:rPr>
+        <w:t xml:space="preserve"> personal" </w:t>
+      </w:r>
+      <w:proofErr w:type="spellStart"/>
+      <w:r>
+        <w:rPr>
+          <w:color w:val="111111"/>
+        </w:rPr>
+        <w:t>în</w:t>
+      </w:r>
+      <w:proofErr w:type="spellEnd"/>
+      <w:r>
+        <w:rPr>
+          <w:color w:val="111111"/>
+        </w:rPr>
+        <w:t xml:space="preserve"> </w:t>
+      </w:r>
+      <w:proofErr w:type="spellStart"/>
+      <w:r>
+        <w:rPr>
+          <w:color w:val="111111"/>
+        </w:rPr>
+        <w:t>acela</w:t>
+      </w:r>
+      <w:proofErr w:type="spellEnd"/>
+      <w:r>
+        <w:rPr>
+          <w:color w:val="111111"/>
+        </w:rPr>
+        <w:t xml:space="preserve"> de "</w:t>
+      </w:r>
+      <w:proofErr w:type="spellStart"/>
+      <w:r>
+        <w:rPr>
+          <w:color w:val="111111"/>
+        </w:rPr>
+        <w:t>resursă</w:t>
+      </w:r>
+      <w:proofErr w:type="spellEnd"/>
+      <w:r>
+        <w:rPr>
+          <w:color w:val="111111"/>
+        </w:rPr>
+        <w:t xml:space="preserve"> </w:t>
+      </w:r>
+      <w:proofErr w:type="spellStart"/>
+      <w:r>
+        <w:rPr>
+          <w:color w:val="111111"/>
+        </w:rPr>
+        <w:t>disponibilă</w:t>
+      </w:r>
+      <w:proofErr w:type="spellEnd"/>
+      <w:r>
+        <w:rPr>
+          <w:color w:val="111111"/>
+        </w:rPr>
+        <w:t xml:space="preserve"> </w:t>
+      </w:r>
+      <w:proofErr w:type="spellStart"/>
+      <w:r>
+        <w:rPr>
+          <w:color w:val="111111"/>
+        </w:rPr>
+        <w:t>comunității</w:t>
+      </w:r>
+      <w:proofErr w:type="spellEnd"/>
+      <w:r>
+        <w:rPr>
+          <w:color w:val="111111"/>
+        </w:rPr>
+        <w:t xml:space="preserve">" — cu </w:t>
+      </w:r>
+      <w:proofErr w:type="spellStart"/>
+      <w:r>
+        <w:rPr>
+          <w:color w:val="111111"/>
+        </w:rPr>
+        <w:t>toate</w:t>
+      </w:r>
+      <w:proofErr w:type="spellEnd"/>
+      <w:r>
+        <w:rPr>
+          <w:color w:val="111111"/>
+        </w:rPr>
+        <w:t xml:space="preserve"> </w:t>
+      </w:r>
+      <w:proofErr w:type="spellStart"/>
+      <w:r>
+        <w:rPr>
+          <w:color w:val="111111"/>
+        </w:rPr>
+        <w:t>consecințele</w:t>
+      </w:r>
+      <w:proofErr w:type="spellEnd"/>
+      <w:r>
+        <w:rPr>
+          <w:color w:val="111111"/>
+        </w:rPr>
+        <w:t xml:space="preserve"> </w:t>
+      </w:r>
+      <w:proofErr w:type="spellStart"/>
+      <w:r>
+        <w:rPr>
+          <w:color w:val="111111"/>
+        </w:rPr>
+        <w:t>pozitive</w:t>
+      </w:r>
+      <w:proofErr w:type="spellEnd"/>
+      <w:r>
+        <w:rPr>
+          <w:color w:val="111111"/>
+        </w:rPr>
+        <w:t xml:space="preserve"> (feedback, </w:t>
+      </w:r>
+      <w:proofErr w:type="spellStart"/>
+      <w:r>
+        <w:rPr>
+          <w:color w:val="111111"/>
+        </w:rPr>
+        <w:t>contribuții</w:t>
+      </w:r>
+      <w:proofErr w:type="spellEnd"/>
+      <w:r>
+        <w:rPr>
+          <w:color w:val="111111"/>
+        </w:rPr>
+        <w:t xml:space="preserve"> externe, bug reports din </w:t>
+      </w:r>
+      <w:proofErr w:type="spellStart"/>
+      <w:r>
+        <w:rPr>
+          <w:color w:val="111111"/>
+        </w:rPr>
+        <w:t>scenarii</w:t>
+      </w:r>
+      <w:proofErr w:type="spellEnd"/>
+      <w:r>
+        <w:rPr>
+          <w:color w:val="111111"/>
+        </w:rPr>
+        <w:t xml:space="preserve"> de </w:t>
+      </w:r>
+      <w:proofErr w:type="spellStart"/>
+      <w:r>
+        <w:rPr>
+          <w:color w:val="111111"/>
+        </w:rPr>
+        <w:t>utilizare</w:t>
+      </w:r>
+      <w:proofErr w:type="spellEnd"/>
+      <w:r>
+        <w:rPr>
+          <w:color w:val="111111"/>
+        </w:rPr>
+        <w:t xml:space="preserve"> diverse) </w:t>
+      </w:r>
+      <w:proofErr w:type="spellStart"/>
+      <w:r>
+        <w:rPr>
+          <w:color w:val="111111"/>
+        </w:rPr>
+        <w:t>și</w:t>
+      </w:r>
+      <w:proofErr w:type="spellEnd"/>
+      <w:r>
+        <w:rPr>
+          <w:color w:val="111111"/>
+        </w:rPr>
+        <w:t xml:space="preserve"> </w:t>
+      </w:r>
+      <w:proofErr w:type="spellStart"/>
+      <w:r>
+        <w:rPr>
+          <w:color w:val="111111"/>
+        </w:rPr>
+        <w:t>obligatorii</w:t>
+      </w:r>
+      <w:proofErr w:type="spellEnd"/>
+      <w:r>
+        <w:rPr>
+          <w:color w:val="111111"/>
+        </w:rPr>
+        <w:t xml:space="preserve"> (</w:t>
+      </w:r>
+      <w:proofErr w:type="spellStart"/>
+      <w:r>
+        <w:rPr>
+          <w:color w:val="111111"/>
+        </w:rPr>
+        <w:t>menținerea</w:t>
+      </w:r>
+      <w:proofErr w:type="spellEnd"/>
+      <w:r>
+        <w:rPr>
+          <w:color w:val="111111"/>
+        </w:rPr>
+        <w:t xml:space="preserve"> backward compatibility, </w:t>
+      </w:r>
+      <w:proofErr w:type="spellStart"/>
+      <w:r>
+        <w:rPr>
+          <w:color w:val="111111"/>
+        </w:rPr>
+        <w:t>răspuns</w:t>
+      </w:r>
+      <w:proofErr w:type="spellEnd"/>
+      <w:r>
+        <w:rPr>
+          <w:color w:val="111111"/>
+        </w:rPr>
+        <w:t xml:space="preserve"> la issue-</w:t>
+      </w:r>
+      <w:proofErr w:type="spellStart"/>
+      <w:r>
+        <w:rPr>
+          <w:color w:val="111111"/>
+        </w:rPr>
+        <w:t>uri</w:t>
+      </w:r>
+      <w:proofErr w:type="spellEnd"/>
+      <w:r>
+        <w:rPr>
+          <w:color w:val="111111"/>
+        </w:rPr>
+        <w:t xml:space="preserve">) pe care le </w:t>
+      </w:r>
+      <w:proofErr w:type="spellStart"/>
+      <w:r>
+        <w:rPr>
+          <w:color w:val="111111"/>
+        </w:rPr>
+        <w:t>aduce</w:t>
+      </w:r>
+      <w:proofErr w:type="spellEnd"/>
+      <w:r>
+        <w:rPr>
+          <w:color w:val="111111"/>
+        </w:rPr>
+        <w:t xml:space="preserve"> </w:t>
+      </w:r>
+      <w:proofErr w:type="spellStart"/>
+      <w:r>
+        <w:rPr>
+          <w:color w:val="111111"/>
+        </w:rPr>
+        <w:t>această</w:t>
+      </w:r>
+      <w:proofErr w:type="spellEnd"/>
+      <w:r>
+        <w:rPr>
+          <w:color w:val="111111"/>
+        </w:rPr>
+        <w:t xml:space="preserve"> </w:t>
+      </w:r>
+      <w:proofErr w:type="spellStart"/>
+      <w:r>
+        <w:rPr>
+          <w:color w:val="111111"/>
+        </w:rPr>
+        <w:t>tranziție</w:t>
+      </w:r>
+      <w:proofErr w:type="spellEnd"/>
+      <w:r>
+        <w:rPr>
+          <w:color w:val="111111"/>
+        </w:rPr>
+        <w:t>. În forma actuală, Easy Web Remote Control este o bibliotecă funcțională, documentată, testată și utilizabilă în producție pentru cazurile sale de utilizare țintă. Direcțiile de extindere sunt concrete și prioritizate. Codul este public, sub licență permisivă MIT, accesibil oricui.</w:t>
       </w:r>
     </w:p>
     <w:sectPr>
